--- a/RFI-Docs/Charge for Opening of SOTA for 9.27.23 Dr. Clancy 9.22.23 final.docx
+++ b/RFI-Docs/Charge for Opening of SOTA for 9.27.23 Dr. Clancy 9.22.23 final.docx
@@ -4,6 +4,139 @@
   <w:body>
     <w:p>
       <w:pPr>
+        <w:jc w:val="left"/>
+      </w:pPr>
+      <w:r>
+        <w:rPr>
+          <w:color w:val="646464"/>
+          <w:sz w:val="18"/>
+        </w:rPr>
+        <w:t>Document: Charge for Opening of SOTA for 9.27.23 Dr. Clancy 9.22.23 final.docx</w:t>
+      </w:r>
+    </w:p>
+    <w:p>
+      <w:pPr>
+        <w:jc w:val="left"/>
+      </w:pPr>
+      <w:r>
+        <w:rPr>
+          <w:color w:val="646464"/>
+          <w:sz w:val="18"/>
+        </w:rPr>
+        <w:t>Title: Dr. Carolyn Clancy statement: State of the Art Conference: Psychedelic Treatments for Mental Health Conditions (9-22-23)</w:t>
+      </w:r>
+    </w:p>
+    <w:p>
+      <w:pPr>
+        <w:jc w:val="left"/>
+      </w:pPr>
+      <w:r>
+        <w:rPr>
+          <w:color w:val="646464"/>
+          <w:sz w:val="18"/>
+        </w:rPr>
+        <w:t>Topic: Psychedelics | Type: Testimony and Statements</w:t>
+      </w:r>
+    </w:p>
+    <w:p>
+      <w:pPr>
+        <w:jc w:val="left"/>
+      </w:pPr>
+      <w:r>
+        <w:rPr>
+          <w:color w:val="646464"/>
+          <w:sz w:val="18"/>
+        </w:rPr>
+        <w:t>Created: 2024-04-02 | By: Bartlinski, David</w:t>
+      </w:r>
+    </w:p>
+    <w:p>
+      <w:pPr>
+        <w:jc w:val="left"/>
+      </w:pPr>
+      <w:r>
+        <w:rPr>
+          <w:color w:val="646464"/>
+          <w:sz w:val="18"/>
+        </w:rPr>
+        <w:t>Modified: 2024-07-19 | By: Richman, Michael (VACO)</w:t>
+      </w:r>
+    </w:p>
+    <w:p>
+      <w:pPr>
+        <w:jc w:val="left"/>
+      </w:pPr>
+      <w:r>
+        <w:rPr>
+          <w:color w:val="C8C8C8"/>
+          <w:sz w:val="16"/>
+        </w:rPr>
+        <w:t>────────────────────────────────────────────────────────────────────────────────</w:t>
+      </w:r>
+    </w:p>
+    <w:p>
+      <w:pPr>
+        <w:jc w:val="left"/>
+      </w:pPr>
+      <w:r/>
+    </w:p>
+    <w:p>
+      <w:pPr>
+        <w:jc w:val="left"/>
+      </w:pPr>
+      <w:r>
+        <w:rPr>
+          <w:color w:val="646464"/>
+          <w:sz w:val="18"/>
+        </w:rPr>
+        <w:t>Topic: Psychedelics | Type: Testimony and Statements</w:t>
+      </w:r>
+    </w:p>
+    <w:p>
+      <w:pPr>
+        <w:jc w:val="left"/>
+      </w:pPr>
+      <w:r>
+        <w:rPr>
+          <w:color w:val="646464"/>
+          <w:sz w:val="18"/>
+        </w:rPr>
+        <w:t>Created: 2024-04-02 | By: Bartlinski, David</w:t>
+      </w:r>
+    </w:p>
+    <w:p>
+      <w:pPr>
+        <w:jc w:val="left"/>
+      </w:pPr>
+      <w:r>
+        <w:rPr>
+          <w:color w:val="646464"/>
+          <w:sz w:val="18"/>
+        </w:rPr>
+        <w:t>Modified: 2024-07-19 | By: Richman, Michael (VACO)</w:t>
+      </w:r>
+    </w:p>
+    <w:p>
+      <w:pPr>
+        <w:spacing w:after="0" w:line="240" w:lineRule="auto"/>
+        <w:jc w:val="left"/>
+        <w:rPr>
+          <w:rFonts w:ascii="Arial" w:hAnsi="Arial" w:cs="Arial"/>
+          <w:b/>
+          <w:sz w:val="24"/>
+          <w:szCs w:val="24"/>
+        </w:rPr>
+      </w:pPr>
+      <w:r>
+        <w:rPr>
+          <w:color w:val="C8C8C8"/>
+          <w:sz w:val="16"/>
+        </w:rPr>
+        <w:t>────────────────────────────────────────────────────────────────────────────────</w:t>
+      </w:r>
+    </w:p>
+    <w:p>
+      <w:pPr>
         <w:spacing w:after="0" w:line="240" w:lineRule="auto"/>
         <w:jc w:val="center"/>
         <w:rPr>
@@ -13,36 +146,7 @@
           <w:szCs w:val="24"/>
         </w:rPr>
       </w:pPr>
-      <w:r>
-        <w:rPr>
-          <w:rFonts w:ascii="Arial" w:hAnsi="Arial" w:cs="Arial"/>
-          <w:b/>
-          <w:sz w:val="24"/>
-          <w:szCs w:val="24"/>
-        </w:rPr>
-        <w:t xml:space="preserve">State of the Art Conference: </w:t>
-      </w:r>
-    </w:p>
-    <w:p>
-      <w:pPr>
-        <w:spacing w:after="0" w:line="240" w:lineRule="auto"/>
-        <w:jc w:val="center"/>
-        <w:rPr>
-          <w:rFonts w:ascii="Arial" w:hAnsi="Arial" w:cs="Arial"/>
-          <w:b/>
-          <w:sz w:val="24"/>
-          <w:szCs w:val="24"/>
-        </w:rPr>
-      </w:pPr>
-      <w:r>
-        <w:rPr>
-          <w:rFonts w:ascii="Arial" w:hAnsi="Arial" w:cs="Arial"/>
-          <w:b/>
-          <w:sz w:val="24"/>
-          <w:szCs w:val="24"/>
-        </w:rPr>
-        <w:t>Psychedelic Treatments for Mental Health Conditions</w:t>
-      </w:r>
+      <w:r/>
     </w:p>
     <w:p>
       <w:pPr>
@@ -9029,221 +9133,6 @@
 </p:properties>
 </file>
 
-<file path=customXml/item3.xml><?xml version="1.0" encoding="utf-8"?>
-<ct:contentTypeSchema xmlns:ct="http://schemas.microsoft.com/office/2006/metadata/contentType" xmlns:ma="http://schemas.microsoft.com/office/2006/metadata/properties/metaAttributes" ct:_="" ma:_="" ma:contentTypeName="Document" ma:contentTypeID="0x0101007B7CB7AB8B27BC469E47114C293B973D" ma:contentTypeVersion="12" ma:contentTypeDescription="Create a new document." ma:contentTypeScope="" ma:versionID="1a644813453b22721db1cd5397913572">
-  <xsd:schema xmlns:xsd="http://www.w3.org/2001/XMLSchema" xmlns:xs="http://www.w3.org/2001/XMLSchema" xmlns:p="http://schemas.microsoft.com/office/2006/metadata/properties" xmlns:ns3="ac3299ae-dc1f-4fa7-8db4-a486681263d0" xmlns:ns4="9c866f26-4f32-4004-870c-24a937c482ed" targetNamespace="http://schemas.microsoft.com/office/2006/metadata/properties" ma:root="true" ma:fieldsID="51ff2f70b7bb4a0c7a783ebf9b7cfd00" ns3:_="" ns4:_="">
-    <xsd:import namespace="ac3299ae-dc1f-4fa7-8db4-a486681263d0"/>
-    <xsd:import namespace="9c866f26-4f32-4004-870c-24a937c482ed"/>
-    <xsd:element name="properties">
-      <xsd:complexType>
-        <xsd:sequence>
-          <xsd:element name="documentManagement">
-            <xsd:complexType>
-              <xsd:all>
-                <xsd:element ref="ns3:MediaServiceMetadata" minOccurs="0"/>
-                <xsd:element ref="ns3:MediaServiceFastMetadata" minOccurs="0"/>
-                <xsd:element ref="ns4:SharedWithUsers" minOccurs="0"/>
-                <xsd:element ref="ns4:SharedWithDetails" minOccurs="0"/>
-                <xsd:element ref="ns4:SharingHintHash" minOccurs="0"/>
-                <xsd:element ref="ns3:MediaServiceDateTaken" minOccurs="0"/>
-                <xsd:element ref="ns3:MediaLengthInSeconds" minOccurs="0"/>
-                <xsd:element ref="ns3:MediaServiceAutoTags" minOccurs="0"/>
-                <xsd:element ref="ns3:MediaServiceOCR" minOccurs="0"/>
-                <xsd:element ref="ns3:MediaServiceGenerationTime" minOccurs="0"/>
-                <xsd:element ref="ns3:MediaServiceEventHashCode" minOccurs="0"/>
-                <xsd:element ref="ns3:_activity" minOccurs="0"/>
-              </xsd:all>
-            </xsd:complexType>
-          </xsd:element>
-        </xsd:sequence>
-      </xsd:complexType>
-    </xsd:element>
-  </xsd:schema>
-  <xsd:schema xmlns:xsd="http://www.w3.org/2001/XMLSchema" xmlns:xs="http://www.w3.org/2001/XMLSchema" xmlns:dms="http://schemas.microsoft.com/office/2006/documentManagement/types" xmlns:pc="http://schemas.microsoft.com/office/infopath/2007/PartnerControls" targetNamespace="ac3299ae-dc1f-4fa7-8db4-a486681263d0" elementFormDefault="qualified">
-    <xsd:import namespace="http://schemas.microsoft.com/office/2006/documentManagement/types"/>
-    <xsd:import namespace="http://schemas.microsoft.com/office/infopath/2007/PartnerControls"/>
-    <xsd:element name="MediaServiceMetadata" ma:index="8" nillable="true" ma:displayName="MediaServiceMetadata" ma:hidden="true" ma:internalName="MediaServiceMetadata" ma:readOnly="true">
-      <xsd:simpleType>
-        <xsd:restriction base="dms:Note"/>
-      </xsd:simpleType>
-    </xsd:element>
-    <xsd:element name="MediaServiceFastMetadata" ma:index="9" nillable="true" ma:displayName="MediaServiceFastMetadata" ma:hidden="true" ma:internalName="MediaServiceFastMetadata" ma:readOnly="true">
-      <xsd:simpleType>
-        <xsd:restriction base="dms:Note"/>
-      </xsd:simpleType>
-    </xsd:element>
-    <xsd:element name="MediaServiceDateTaken" ma:index="13" nillable="true" ma:displayName="MediaServiceDateTaken" ma:hidden="true" ma:internalName="MediaServiceDateTaken" ma:readOnly="true">
-      <xsd:simpleType>
-        <xsd:restriction base="dms:Text"/>
-      </xsd:simpleType>
-    </xsd:element>
-    <xsd:element name="MediaLengthInSeconds" ma:index="14" nillable="true" ma:displayName="Length (seconds)" ma:internalName="MediaLengthInSeconds" ma:readOnly="true">
-      <xsd:simpleType>
-        <xsd:restriction base="dms:Unknown"/>
-      </xsd:simpleType>
-    </xsd:element>
-    <xsd:element name="MediaServiceAutoTags" ma:index="15" nillable="true" ma:displayName="Tags" ma:internalName="MediaServiceAutoTags" ma:readOnly="true">
-      <xsd:simpleType>
-        <xsd:restriction base="dms:Text"/>
-      </xsd:simpleType>
-    </xsd:element>
-    <xsd:element name="MediaServiceOCR" ma:index="16" nillable="true" ma:displayName="Extracted Text" ma:internalName="MediaServiceOCR" ma:readOnly="true">
-      <xsd:simpleType>
-        <xsd:restriction base="dms:Note">
-          <xsd:maxLength value="255"/>
-        </xsd:restriction>
-      </xsd:simpleType>
-    </xsd:element>
-    <xsd:element name="MediaServiceGenerationTime" ma:index="17" nillable="true" ma:displayName="MediaServiceGenerationTime" ma:hidden="true" ma:internalName="MediaServiceGenerationTime" ma:readOnly="true">
-      <xsd:simpleType>
-        <xsd:restriction base="dms:Text"/>
-      </xsd:simpleType>
-    </xsd:element>
-    <xsd:element name="MediaServiceEventHashCode" ma:index="18" nillable="true" ma:displayName="MediaServiceEventHashCode" ma:hidden="true" ma:internalName="MediaServiceEventHashCode" ma:readOnly="true">
-      <xsd:simpleType>
-        <xsd:restriction base="dms:Text"/>
-      </xsd:simpleType>
-    </xsd:element>
-    <xsd:element name="_activity" ma:index="19" nillable="true" ma:displayName="_activity" ma:hidden="true" ma:internalName="_activity">
-      <xsd:simpleType>
-        <xsd:restriction base="dms:Note"/>
-      </xsd:simpleType>
-    </xsd:element>
-  </xsd:schema>
-  <xsd:schema xmlns:xsd="http://www.w3.org/2001/XMLSchema" xmlns:xs="http://www.w3.org/2001/XMLSchema" xmlns:dms="http://schemas.microsoft.com/office/2006/documentManagement/types" xmlns:pc="http://schemas.microsoft.com/office/infopath/2007/PartnerControls" targetNamespace="9c866f26-4f32-4004-870c-24a937c482ed" elementFormDefault="qualified">
-    <xsd:import namespace="http://schemas.microsoft.com/office/2006/documentManagement/types"/>
-    <xsd:import namespace="http://schemas.microsoft.com/office/infopath/2007/PartnerControls"/>
-    <xsd:element name="SharedWithUsers" ma:index="10" nillable="true" ma:displayName="Shared With" ma:internalName="SharedWithUsers" ma:readOnly="true">
-      <xsd:complexType>
-        <xsd:complexContent>
-          <xsd:extension base="dms:UserMulti">
-            <xsd:sequence>
-              <xsd:element name="UserInfo" minOccurs="0" maxOccurs="unbounded">
-                <xsd:complexType>
-                  <xsd:sequence>
-                    <xsd:element name="DisplayName" type="xsd:string" minOccurs="0"/>
-                    <xsd:element name="AccountId" type="dms:UserId" minOccurs="0" nillable="true"/>
-                    <xsd:element name="AccountType" type="xsd:string" minOccurs="0"/>
-                  </xsd:sequence>
-                </xsd:complexType>
-              </xsd:element>
-            </xsd:sequence>
-          </xsd:extension>
-        </xsd:complexContent>
-      </xsd:complexType>
-    </xsd:element>
-    <xsd:element name="SharedWithDetails" ma:index="11" nillable="true" ma:displayName="Shared With Details" ma:internalName="SharedWithDetails" ma:readOnly="true">
-      <xsd:simpleType>
-        <xsd:restriction base="dms:Note">
-          <xsd:maxLength value="255"/>
-        </xsd:restriction>
-      </xsd:simpleType>
-    </xsd:element>
-    <xsd:element name="SharingHintHash" ma:index="12" nillable="true" ma:displayName="Sharing Hint Hash" ma:hidden="true" ma:internalName="SharingHintHash" ma:readOnly="true">
-      <xsd:simpleType>
-        <xsd:restriction base="dms:Text"/>
-      </xsd:simpleType>
-    </xsd:element>
-  </xsd:schema>
-  <xsd:schema xmlns="http://schemas.openxmlformats.org/package/2006/metadata/core-properties" xmlns:xsd="http://www.w3.org/2001/XMLSchema" xmlns:xsi="http://www.w3.org/2001/XMLSchema-instance" xmlns:dc="http://purl.org/dc/elements/1.1/" xmlns:dcterms="http://purl.org/dc/terms/" xmlns:odoc="http://schemas.microsoft.com/internal/obd" targetNamespace="http://schemas.openxmlformats.org/package/2006/metadata/core-properties" elementFormDefault="qualified" attributeFormDefault="unqualified" blockDefault="#all">
-    <xsd:import namespace="http://purl.org/dc/elements/1.1/" schemaLocation="http://dublincore.org/schemas/xmls/qdc/2003/04/02/dc.xsd"/>
-    <xsd:import namespace="http://purl.org/dc/terms/" schemaLocation="http://dublincore.org/schemas/xmls/qdc/2003/04/02/dcterms.xsd"/>
-    <xsd:element name="coreProperties" type="CT_coreProperties"/>
-    <xsd:complexType name="CT_coreProperties">
-      <xsd:all>
-        <xsd:element ref="dc:creator" minOccurs="0" maxOccurs="1"/>
-        <xsd:element ref="dcterms:created" minOccurs="0" maxOccurs="1"/>
-        <xsd:element ref="dc:identifier" minOccurs="0" maxOccurs="1"/>
-        <xsd:element name="contentType" minOccurs="0" maxOccurs="1" type="xsd:string" ma:index="0" ma:displayName="Content Type"/>
-        <xsd:element ref="dc:title" minOccurs="0" maxOccurs="1" ma:index="4" ma:displayName="Title"/>
-        <xsd:element ref="dc:subject" minOccurs="0" maxOccurs="1"/>
-        <xsd:element ref="dc:description" minOccurs="0" maxOccurs="1"/>
-        <xsd:element name="keywords" minOccurs="0" maxOccurs="1" type="xsd:string"/>
-        <xsd:element ref="dc:language" minOccurs="0" maxOccurs="1"/>
-        <xsd:element name="category" minOccurs="0" maxOccurs="1" type="xsd:string"/>
-        <xsd:element name="version" minOccurs="0" maxOccurs="1" type="xsd:string"/>
-        <xsd:element name="revision" minOccurs="0" maxOccurs="1" type="xsd:string">
-          <xsd:annotation>
-            <xsd:documentation>
-                        This value indicates the number of saves or revisions. The application is responsible for updating this value after each revision.
-                    </xsd:documentation>
-          </xsd:annotation>
-        </xsd:element>
-        <xsd:element name="lastModifiedBy" minOccurs="0" maxOccurs="1" type="xsd:string"/>
-        <xsd:element ref="dcterms:modified" minOccurs="0" maxOccurs="1"/>
-        <xsd:element name="contentStatus" minOccurs="0" maxOccurs="1" type="xsd:string"/>
-      </xsd:all>
-    </xsd:complexType>
-  </xsd:schema>
-  <xs:schema xmlns:pc="http://schemas.microsoft.com/office/infopath/2007/PartnerControls" xmlns:xs="http://www.w3.org/2001/XMLSchema" targetNamespace="http://schemas.microsoft.com/office/infopath/2007/PartnerControls" elementFormDefault="qualified" attributeFormDefault="unqualified">
-    <xs:element name="Person">
-      <xs:complexType>
-        <xs:sequence>
-          <xs:element ref="pc:DisplayName" minOccurs="0"/>
-          <xs:element ref="pc:AccountId" minOccurs="0"/>
-          <xs:element ref="pc:AccountType" minOccurs="0"/>
-        </xs:sequence>
-      </xs:complexType>
-    </xs:element>
-    <xs:element name="DisplayName" type="xs:string"/>
-    <xs:element name="AccountId" type="xs:string"/>
-    <xs:element name="AccountType" type="xs:string"/>
-    <xs:element name="BDCAssociatedEntity">
-      <xs:complexType>
-        <xs:sequence>
-          <xs:element ref="pc:BDCEntity" minOccurs="0" maxOccurs="unbounded"/>
-        </xs:sequence>
-        <xs:attribute ref="pc:EntityNamespace"/>
-        <xs:attribute ref="pc:EntityName"/>
-        <xs:attribute ref="pc:SystemInstanceName"/>
-        <xs:attribute ref="pc:AssociationName"/>
-      </xs:complexType>
-    </xs:element>
-    <xs:attribute name="EntityNamespace" type="xs:string"/>
-    <xs:attribute name="EntityName" type="xs:string"/>
-    <xs:attribute name="SystemInstanceName" type="xs:string"/>
-    <xs:attribute name="AssociationName" type="xs:string"/>
-    <xs:element name="BDCEntity">
-      <xs:complexType>
-        <xs:sequence>
-          <xs:element ref="pc:EntityDisplayName" minOccurs="0"/>
-          <xs:element ref="pc:EntityInstanceReference" minOccurs="0"/>
-          <xs:element ref="pc:EntityId1" minOccurs="0"/>
-          <xs:element ref="pc:EntityId2" minOccurs="0"/>
-          <xs:element ref="pc:EntityId3" minOccurs="0"/>
-          <xs:element ref="pc:EntityId4" minOccurs="0"/>
-          <xs:element ref="pc:EntityId5" minOccurs="0"/>
-        </xs:sequence>
-      </xs:complexType>
-    </xs:element>
-    <xs:element name="EntityDisplayName" type="xs:string"/>
-    <xs:element name="EntityInstanceReference" type="xs:string"/>
-    <xs:element name="EntityId1" type="xs:string"/>
-    <xs:element name="EntityId2" type="xs:string"/>
-    <xs:element name="EntityId3" type="xs:string"/>
-    <xs:element name="EntityId4" type="xs:string"/>
-    <xs:element name="EntityId5" type="xs:string"/>
-    <xs:element name="Terms">
-      <xs:complexType>
-        <xs:sequence>
-          <xs:element ref="pc:TermInfo" minOccurs="0" maxOccurs="unbounded"/>
-        </xs:sequence>
-      </xs:complexType>
-    </xs:element>
-    <xs:element name="TermInfo">
-      <xs:complexType>
-        <xs:sequence>
-          <xs:element ref="pc:TermName" minOccurs="0"/>
-          <xs:element ref="pc:TermId" minOccurs="0"/>
-        </xs:sequence>
-      </xs:complexType>
-    </xs:element>
-    <xs:element name="TermName" type="xs:string"/>
-    <xs:element name="TermId" type="xs:string"/>
-  </xs:schema>
-</ct:contentTypeSchema>
-</file>
-
 <file path=customXml/item4.xml><?xml version="1.0" encoding="utf-8"?>
 <ct:contentTypeSchema xmlns:ct="http://schemas.microsoft.com/office/2006/metadata/contentType" xmlns:ma="http://schemas.microsoft.com/office/2006/metadata/properties/metaAttributes" ct:_="" ma:_="" ma:contentTypeName="Document" ma:contentTypeID="0x010100F670CDE65625E449B41BBE9E2A9D6E5A" ma:contentTypeVersion="14" ma:contentTypeDescription="Create a new document." ma:contentTypeScope="" ma:versionID="8b6d79dcc5f754c7cfb59536e3674b4c">
   <xsd:schema xmlns:xsd="http://www.w3.org/2001/XMLSchema" xmlns:xs="http://www.w3.org/2001/XMLSchema" xmlns:p="http://schemas.microsoft.com/office/2006/metadata/properties" xmlns:ns2="46ade7e5-a61b-41ef-8b65-1672892065de" xmlns:ns3="6fd99b86-a2da-47ef-ab26-55e7009dfe6e" targetNamespace="http://schemas.microsoft.com/office/2006/metadata/properties" ma:root="true" ma:fieldsID="64eb71bd406154cbfd68acd3ef293514" ns2:_="" ns3:_="">
@@ -9527,25 +9416,6 @@
 </ds:datastoreItem>
 </file>
 
-<file path=customXml/itemProps3.xml><?xml version="1.0" encoding="utf-8"?>
-<ds:datastoreItem xmlns:ds="http://schemas.openxmlformats.org/officeDocument/2006/customXml" ds:itemID="{364AD06E-0495-4658-B17D-EEA8789D620B}">
-  <ds:schemaRefs>
-    <ds:schemaRef ds:uri="http://schemas.microsoft.com/office/2006/metadata/contentType"/>
-    <ds:schemaRef ds:uri="http://schemas.microsoft.com/office/2006/metadata/properties/metaAttributes"/>
-    <ds:schemaRef ds:uri="http://www.w3.org/2001/XMLSchema"/>
-    <ds:schemaRef ds:uri="http://schemas.microsoft.com/office/2006/metadata/properties"/>
-    <ds:schemaRef ds:uri="ac3299ae-dc1f-4fa7-8db4-a486681263d0"/>
-    <ds:schemaRef ds:uri="9c866f26-4f32-4004-870c-24a937c482ed"/>
-    <ds:schemaRef ds:uri="http://schemas.microsoft.com/office/2006/documentManagement/types"/>
-    <ds:schemaRef ds:uri="http://schemas.microsoft.com/office/infopath/2007/PartnerControls"/>
-    <ds:schemaRef ds:uri="http://schemas.openxmlformats.org/package/2006/metadata/core-properties"/>
-    <ds:schemaRef ds:uri="http://purl.org/dc/elements/1.1/"/>
-    <ds:schemaRef ds:uri="http://purl.org/dc/terms/"/>
-    <ds:schemaRef ds:uri="http://schemas.microsoft.com/internal/obd"/>
-  </ds:schemaRefs>
-</ds:datastoreItem>
-</file>
-
 <file path=customXml/itemProps4.xml><?xml version="1.0" encoding="utf-8"?>
 <ds:datastoreItem xmlns:ds="http://schemas.openxmlformats.org/officeDocument/2006/customXml" ds:itemID="{4EB1C16E-7A8B-41C1-BE25-5E88AB37A21E}"/>
 </file>
